--- a/milestone1/dx699-weekly-reflection-journal_final.docx
+++ b/milestone1/dx699-weekly-reflection-journal_final.docx
@@ -54,21 +54,12 @@
     </w:p>
     <w:p>
       <w:r>
-        <w:rPr>
-          <w:b/>
-        </w:rPr>
         <w:t>Assignment/Capstone work: I picked finance, environment, and entertainment. I value derivatives at a hedge fund in Hong Kong, so finance was automatic. Environment is the EV transition, the industrial change I have watched most closely. Entertainment is music and film. I listen and I watch. I do not work in those industries.</w:t>
       </w:r>
     </w:p>
     <w:p>
       <w:r>
-        <w:rPr>
-          <w:b/>
-        </w:rPr>
-        <w:t xml:space="preserve">Artifact (required): </w:t>
-      </w:r>
-      <w:r>
-        <w:t>three industries, two public datasets each.</w:t>
+        <w:t>Artifact (required): three industries, two public datasets each.</w:t>
       </w:r>
     </w:p>
     <w:tbl>
@@ -289,9 +280,6 @@
     <w:p/>
     <w:p>
       <w:r>
-        <w:rPr>
-          <w:b/>
-        </w:rPr>
         <w:t>Reflection: I almost started with the biggest files I could find. Picking industries first forced a different test: would I still care about this after the class ends? Markets, EVs, and the stuff I stream.</w:t>
       </w:r>
     </w:p>
@@ -308,28 +296,13 @@
     </w:p>
     <w:p>
       <w:r>
-        <w:rPr>
-          <w:b/>
-        </w:rPr>
-        <w:t xml:space="preserve">Assignment/Capstone work: I pulled the SPY chain for 31 December 2024 (9,646 contracts, 23 columns) and the CPCA China auto file (38,806 model-month rows). Right away: 625 </w:t>
-      </w:r>
-      <w:r>
-        <w:rPr>
-          <w:b/>
-        </w:rPr>
-        <w:lastRenderedPageBreak/>
-        <w:t>option contracts with a zero bid, duplicate model-month rows, and the string NA in body type.</w:t>
+        <w:t>Assignment/Capstone work: I pulled the SPY chain for 31 December 2024 (9,646 contracts, 23 columns) and the CPCA China auto file (38,806 model-month rows). Right away: 625 option contracts with a zero bid, duplicate model-month rows, and the string NA in body type.</w:t>
       </w:r>
     </w:p>
     <w:p>
       <w:r>
-        <w:rPr>
-          <w:b/>
-        </w:rPr>
-        <w:t xml:space="preserve">Artifact (required): </w:t>
-      </w:r>
-      <w:r>
-        <w:t>sample rows from each of the five datasets that ended up in Milestone One, with a one-line description. Full column lists are in the paper.</w:t>
+        <w:lastRenderedPageBreak/>
+        <w:t>Artifact (required): sample rows from each of the five datasets that ended up in Milestone One, with a one-line description. Full column lists are in the paper.</w:t>
       </w:r>
     </w:p>
     <w:p>
@@ -1776,7 +1749,6 @@
                 <w:b/>
                 <w:sz w:val="20"/>
               </w:rPr>
-              <w:lastRenderedPageBreak/>
               <w:t>settlementDate</w:t>
             </w:r>
           </w:p>
@@ -2100,9 +2072,6 @@
     <w:p/>
     <w:p>
       <w:r>
-        <w:rPr>
-          <w:b/>
-        </w:rPr>
         <w:t>Reflection: The zero-bid rows looked like ordinary quotes until I asked what a zero bid is. Nobody is buying that contract at any price. Dropping 6.5% of the file felt aggressive. Using fake prices in a model is worse.</w:t>
       </w:r>
     </w:p>
@@ -2119,9 +2088,6 @@
     </w:p>
     <w:p>
       <w:r>
-        <w:rPr>
-          <w:b/>
-        </w:rPr>
         <w:t>Assignment/Capstone work: I wrote the work problems that sit on these files, then added a fifth dataset next to the options work instead of another copy of it.</w:t>
       </w:r>
     </w:p>
@@ -2132,15 +2098,11 @@
     </w:p>
     <w:p>
       <w:r>
-        <w:rPr>
-          <w:b/>
-        </w:rPr>
         <w:t>Artifact (required): a new related dataset, with a sample and a public link. I added FINRA's 30 September 2026 short-interest file (shrt20260930.csv): one date, 22,581 names. Same day-of-market idea as the SPY chain, but positioning and days-to-cover instead of quotes. No price join.</w:t>
       </w:r>
     </w:p>
     <w:p>
       <w:r>
-        <w:lastRenderedPageBreak/>
         <w:t>Link: https://cdn.finra.org/equity/otcmarket/biweekly/shrt20260930.csv</w:t>
       </w:r>
     </w:p>
@@ -2494,9 +2456,6 @@
     <w:p/>
     <w:p>
       <w:r>
-        <w:rPr>
-          <w:b/>
-        </w:rPr>
         <w:t>Reflection: The module treats prediction as supervised segmentation. That is how I started to look at an option chain: boundaries across moneyness and expiry, the way a tree splits customers. After that I cared more about the shape of the problem than about which industry label it wore.</w:t>
       </w:r>
     </w:p>
@@ -2513,17 +2472,11 @@
     </w:p>
     <w:p>
       <w:r>
-        <w:rPr>
-          <w:b/>
-        </w:rPr>
         <w:t>Assignment/Capstone work: I locked five files: SPY options, China EV sales, Spotify, TMDB, and the 30 September 2026 FINRA short-interest file. Kaggle would not load on my machine, so Spotify and TMDB are local copies of the public Kaggle files. I made a slideshow: each dataset, a sample, why I kept it, what it can answer, and a tree vs linear-discriminant demo on Dataset 5. I tried SpaceX launches for environment. Too few rows. Out.</w:t>
       </w:r>
     </w:p>
     <w:p>
       <w:r>
-        <w:rPr>
-          <w:b/>
-        </w:rPr>
         <w:t>Artifact (required): slideshow of the five datasets. The slides are printed below. File: milestone1/dx699-week5-datasets.pptx.</w:t>
       </w:r>
     </w:p>
@@ -2538,7 +2491,6 @@
         <w:rPr>
           <w:noProof/>
         </w:rPr>
-        <w:lastRenderedPageBreak/>
         <w:drawing>
           <wp:inline distT="0" distB="0" distL="0" distR="0" wp14:anchorId="748D218A" wp14:editId="654C8E90">
             <wp:extent cx="5943600" cy="3343275"/>
@@ -2633,7 +2585,6 @@
         <w:rPr>
           <w:noProof/>
         </w:rPr>
-        <w:lastRenderedPageBreak/>
         <w:drawing>
           <wp:inline distT="0" distB="0" distL="0" distR="0" wp14:anchorId="48939378" wp14:editId="608D4BA4">
             <wp:extent cx="5943600" cy="3343275"/>
@@ -2728,7 +2679,6 @@
         <w:rPr>
           <w:noProof/>
         </w:rPr>
-        <w:lastRenderedPageBreak/>
         <w:drawing>
           <wp:inline distT="0" distB="0" distL="0" distR="0" wp14:anchorId="3126BAEE" wp14:editId="35DE163A">
             <wp:extent cx="5943600" cy="3343275"/>
@@ -2823,7 +2773,6 @@
         <w:rPr>
           <w:noProof/>
         </w:rPr>
-        <w:lastRenderedPageBreak/>
         <w:drawing>
           <wp:inline distT="0" distB="0" distL="0" distR="0" wp14:anchorId="5F1A82E6" wp14:editId="171CA732">
             <wp:extent cx="5943600" cy="3343275"/>
@@ -2918,15 +2867,11 @@
         <w:rPr>
           <w:noProof/>
         </w:rPr>
-        <w:lastRenderedPageBreak/>
         <w:t>Demo in the deck: crowded means days-to-cover above 5, predicted from log volume and market class (n = 19,438 after dropping zero volume). Majority baseline 73.5%. Depth-3 tree 78.2%. Linear discriminant 78.7%. First split is log(ADV) &lt;= 6.20, about 500 shares a day. The crowded class is low-volume OTC names. Liquidity, not a trading signal.</w:t>
       </w:r>
     </w:p>
     <w:p>
       <w:r>
-        <w:rPr>
-          <w:b/>
-        </w:rPr>
         <w:t>Reflection: I dropped more datasets than I added. The CO2 panel was the hard one. Pretty data, but I could not attach it to a decision I would own. Five files I can defend beat eight I cannot. The FINRA demo was useful for the linear-discriminant week: a shallow tree and LDA both find the same volume split, and both only beat the majority class by about five points.</w:t>
       </w:r>
     </w:p>
@@ -2943,21 +2888,12 @@
     </w:p>
     <w:p>
       <w:r>
-        <w:rPr>
-          <w:b/>
-        </w:rPr>
         <w:t>Assignment/Capstone work: I checked quality on the later files and whether regression and classification even make sense on each one. Spotify: 450 duplicate rows and 24,259 duplicate track ids. TMDB: 17 duplicates and budgets coded as zero. FINRA (one date): blank ticker on Nano Labs, days-to-cover stuck at 1.00 on 8,295 rows and at 999.99 on 4,034, and 3,143 names with zero volume. I also rebuilt the paper under the rubric labels, 12-point Times New Roman, double spacing, one page of examples.</w:t>
       </w:r>
     </w:p>
     <w:p>
       <w:r>
-        <w:rPr>
-          <w:b/>
-        </w:rPr>
-        <w:t xml:space="preserve">Artifact (required): </w:t>
-      </w:r>
-      <w:r>
-        <w:t>per-dataset regression / classification feasibility.</w:t>
+        <w:t>Artifact (required): per-dataset regression / classification feasibility.</w:t>
       </w:r>
     </w:p>
     <w:tbl>
@@ -3376,10 +3312,6 @@
     <w:p/>
     <w:p>
       <w:r>
-        <w:rPr>
-          <w:b/>
-        </w:rPr>
-        <w:lastRenderedPageBreak/>
         <w:t>Reflection: Spotify's label noise was the puzzle I spent the most time on. Same audio features, two genre labels. You cannot classify that without first deciding what a row even is. The other headache was formatting. Double spacing cuts the word count on a page in half.</w:t>
       </w:r>
     </w:p>

--- a/milestone1/dx699-weekly-reflection-journal_final.docx
+++ b/milestone1/dx699-weekly-reflection-journal_final.docx
@@ -38,7 +38,15 @@
         <w:jc w:val="center"/>
       </w:pPr>
       <w:r>
-        <w:t>Weeks 2–6  ·  artifacts included</w:t>
+        <w:t>Weeks 2–</w:t>
+      </w:r>
+      <w:proofErr w:type="gramStart"/>
+      <w:r>
+        <w:t>6  ·</w:t>
+      </w:r>
+      <w:proofErr w:type="gramEnd"/>
+      <w:r>
+        <w:t xml:space="preserve">  artifacts included</w:t>
       </w:r>
     </w:p>
     <w:p>
@@ -307,7 +315,15 @@
     </w:p>
     <w:p>
       <w:r>
-        <w:t>Dataset 1 : SPY options, 31 Dec 2024. One listed contract. Near-the-money sample (the file’s first rows are deep in-the-money expiries).</w:t>
+        <w:t xml:space="preserve">Dataset </w:t>
+      </w:r>
+      <w:proofErr w:type="gramStart"/>
+      <w:r>
+        <w:t>1 :</w:t>
+      </w:r>
+      <w:proofErr w:type="gramEnd"/>
+      <w:r>
+        <w:t xml:space="preserve"> SPY options, 31 Dec 2024. One listed contract. Near-the-money sample (the file’s first rows are deep in-the-money expiries).</w:t>
       </w:r>
     </w:p>
     <w:tbl>
@@ -660,7 +676,15 @@
     <w:p/>
     <w:p>
       <w:r>
-        <w:t>Dataset 2 : CPCA China passenger-vehicle sales. One model in one month.</w:t>
+        <w:t xml:space="preserve">Dataset </w:t>
+      </w:r>
+      <w:proofErr w:type="gramStart"/>
+      <w:r>
+        <w:t>2 :</w:t>
+      </w:r>
+      <w:proofErr w:type="gramEnd"/>
+      <w:r>
+        <w:t xml:space="preserve"> CPCA China passenger-vehicle sales. One model in one month.</w:t>
       </w:r>
     </w:p>
     <w:tbl>
@@ -1013,7 +1037,15 @@
     <w:p/>
     <w:p>
       <w:r>
-        <w:t>Dataset 3 : Spotify tracks. One track, audio features plus genre.</w:t>
+        <w:t xml:space="preserve">Dataset </w:t>
+      </w:r>
+      <w:proofErr w:type="gramStart"/>
+      <w:r>
+        <w:t>3 :</w:t>
+      </w:r>
+      <w:proofErr w:type="gramEnd"/>
+      <w:r>
+        <w:t xml:space="preserve"> Spotify tracks. One track, audio features plus genre.</w:t>
       </w:r>
     </w:p>
     <w:tbl>
@@ -1293,8 +1325,16 @@
               <w:rPr>
                 <w:sz w:val="20"/>
               </w:rPr>
-              <w:t>Ingrid Michaelson;ZAYN</w:t>
-            </w:r>
+              <w:t xml:space="preserve">Ingrid </w:t>
+            </w:r>
+            <w:proofErr w:type="gramStart"/>
+            <w:r>
+              <w:rPr>
+                <w:sz w:val="20"/>
+              </w:rPr>
+              <w:t>Michaelson;ZAYN</w:t>
+            </w:r>
+            <w:proofErr w:type="gramEnd"/>
           </w:p>
         </w:tc>
         <w:tc>
@@ -1366,7 +1406,15 @@
     <w:p/>
     <w:p>
       <w:r>
-        <w:t>Dataset 4 : TMDB movies. One film. Grumpier Old Men shows a zero budget that is missing data, not a free film.</w:t>
+        <w:t xml:space="preserve">Dataset </w:t>
+      </w:r>
+      <w:proofErr w:type="gramStart"/>
+      <w:r>
+        <w:t>4 :</w:t>
+      </w:r>
+      <w:proofErr w:type="gramEnd"/>
+      <w:r>
+        <w:t xml:space="preserve"> TMDB movies. One film. Grumpier Old Men shows a zero budget that is missing data, not a free film.</w:t>
       </w:r>
     </w:p>
     <w:tbl>
@@ -1719,7 +1767,15 @@
     <w:p/>
     <w:p>
       <w:r>
-        <w:t>Dataset 5 : FINRA short interest, 30 Sep 2026. One stock on one settlement date. File: shrt20260930.csv.</w:t>
+        <w:t xml:space="preserve">Dataset </w:t>
+      </w:r>
+      <w:proofErr w:type="gramStart"/>
+      <w:r>
+        <w:t>5 :</w:t>
+      </w:r>
+      <w:proofErr w:type="gramEnd"/>
+      <w:r>
+        <w:t xml:space="preserve"> FINRA short interest, 30 Sep 2026. One stock on one settlement date. File: shrt20260930.csv.</w:t>
       </w:r>
     </w:p>
     <w:tbl>
@@ -1999,6 +2055,7 @@
               <w:rPr>
                 <w:sz w:val="20"/>
               </w:rPr>
+              <w:lastRenderedPageBreak/>
               <w:t>2026-09-30</w:t>
             </w:r>
           </w:p>
@@ -2251,7 +2308,14 @@
               <w:rPr>
                 <w:sz w:val="20"/>
               </w:rPr>
-              <w:t>Agilent Technologies Inc.</w:t>
+              <w:t xml:space="preserve">Agilent Technologies </w:t>
+            </w:r>
+            <w:r>
+              <w:rPr>
+                <w:sz w:val="20"/>
+              </w:rPr>
+              <w:lastRenderedPageBreak/>
+              <w:t>Inc.</w:t>
             </w:r>
           </w:p>
         </w:tc>
@@ -2267,6 +2331,7 @@
               <w:rPr>
                 <w:sz w:val="20"/>
               </w:rPr>
+              <w:lastRenderedPageBreak/>
               <w:t>5,240,309</w:t>
             </w:r>
           </w:p>
@@ -2456,7 +2521,15 @@
     <w:p/>
     <w:p>
       <w:r>
-        <w:t>Reflection: The module treats prediction as supervised segmentation. That is how I started to look at an option chain: boundaries across moneyness and expiry, the way a tree splits customers. After that I cared more about the shape of the problem than about which industry label it wore.</w:t>
+        <w:t xml:space="preserve">Reflection: The module treats prediction as supervised segmentation. That is how I started to look at an option chain: boundaries across moneyness and expiry, the way a tree splits </w:t>
+      </w:r>
+      <w:proofErr w:type="gramStart"/>
+      <w:r>
+        <w:t>customers</w:t>
+      </w:r>
+      <w:proofErr w:type="gramEnd"/>
+      <w:r>
+        <w:t>. After that I cared more about the shape of the problem than about which industry label it wore.</w:t>
       </w:r>
     </w:p>
     <w:p>
@@ -2491,6 +2564,7 @@
         <w:rPr>
           <w:noProof/>
         </w:rPr>
+        <w:lastRenderedPageBreak/>
         <w:drawing>
           <wp:inline distT="0" distB="0" distL="0" distR="0" wp14:anchorId="748D218A" wp14:editId="654C8E90">
             <wp:extent cx="5943600" cy="3343275"/>
@@ -2585,6 +2659,7 @@
         <w:rPr>
           <w:noProof/>
         </w:rPr>
+        <w:lastRenderedPageBreak/>
         <w:drawing>
           <wp:inline distT="0" distB="0" distL="0" distR="0" wp14:anchorId="48939378" wp14:editId="608D4BA4">
             <wp:extent cx="5943600" cy="3343275"/>
@@ -2679,6 +2754,7 @@
         <w:rPr>
           <w:noProof/>
         </w:rPr>
+        <w:lastRenderedPageBreak/>
         <w:drawing>
           <wp:inline distT="0" distB="0" distL="0" distR="0" wp14:anchorId="3126BAEE" wp14:editId="35DE163A">
             <wp:extent cx="5943600" cy="3343275"/>
@@ -2773,6 +2849,7 @@
         <w:rPr>
           <w:noProof/>
         </w:rPr>
+        <w:lastRenderedPageBreak/>
         <w:drawing>
           <wp:inline distT="0" distB="0" distL="0" distR="0" wp14:anchorId="5F1A82E6" wp14:editId="171CA732">
             <wp:extent cx="5943600" cy="3343275"/>
@@ -2867,6 +2944,7 @@
         <w:rPr>
           <w:noProof/>
         </w:rPr>
+        <w:lastRenderedPageBreak/>
         <w:t>Demo in the deck: crowded means days-to-cover above 5, predicted from log volume and market class (n = 19,438 after dropping zero volume). Majority baseline 73.5%. Depth-3 tree 78.2%. Linear discriminant 78.7%. First split is log(ADV) &lt;= 6.20, about 500 shares a day. The crowded class is low-volume OTC names. Liquidity, not a trading signal.</w:t>
       </w:r>
     </w:p>
@@ -3073,7 +3151,21 @@
               <w:rPr>
                 <w:sz w:val="20"/>
               </w:rPr>
-              <w:t>Weak: monthly EV units from lags is a time series; rubric discourages it</w:t>
+              <w:t xml:space="preserve">Weak: monthly EV units from lags </w:t>
+            </w:r>
+            <w:proofErr w:type="gramStart"/>
+            <w:r>
+              <w:rPr>
+                <w:sz w:val="20"/>
+              </w:rPr>
+              <w:t>is</w:t>
+            </w:r>
+            <w:proofErr w:type="gramEnd"/>
+            <w:r>
+              <w:rPr>
+                <w:sz w:val="20"/>
+              </w:rPr>
+              <w:t xml:space="preserve"> a time series; rubric discourages it</w:t>
             </w:r>
           </w:p>
         </w:tc>
@@ -3312,6 +3404,7 @@
     <w:p/>
     <w:p>
       <w:r>
+        <w:lastRenderedPageBreak/>
         <w:t>Reflection: Spotify's label noise was the puzzle I spent the most time on. Same audio features, two genre labels. You cannot classify that without first deciding what a row even is. The other headache was formatting. Double spacing cuts the word count on a page in half.</w:t>
       </w:r>
     </w:p>
